--- a/modelagem/respostas_case.docx
+++ b/modelagem/respostas_case.docx
@@ -99,57 +99,44 @@
     </w:p>
     <w:p>
       <w:r>
-        <w:t xml:space="preserve">DIM_CLIENTE – </w:t>
-      </w:r>
-      <w:proofErr w:type="spellStart"/>
-      <w:r>
-        <w:t>flag_atualizacao</w:t>
-      </w:r>
-      <w:proofErr w:type="spellEnd"/>
-      <w:r>
-        <w:t xml:space="preserve"> </w:t>
-      </w:r>
-    </w:p>
-    <w:p>
-      <w:r>
+        <w:t xml:space="preserve">DIM_CLIENTE – flag_atualizacao </w:t>
+      </w:r>
+    </w:p>
+    <w:p>
+      <w:pPr>
+        <w:rPr>
+          <w:lang w:val="en-US"/>
+        </w:rPr>
+      </w:pPr>
+      <w:r>
+        <w:rPr>
+          <w:lang w:val="en-US"/>
+        </w:rPr>
         <w:t xml:space="preserve">DIM_CONTRATO </w:t>
       </w:r>
       <w:r>
+        <w:rPr>
+          <w:lang w:val="en-US"/>
+        </w:rPr>
         <w:t xml:space="preserve">– status </w:t>
       </w:r>
     </w:p>
     <w:p>
-      <w:r>
-        <w:t xml:space="preserve">17 SCD </w:t>
-      </w:r>
-      <w:proofErr w:type="spellStart"/>
-      <w:r>
-        <w:t>type</w:t>
-      </w:r>
-      <w:proofErr w:type="spellEnd"/>
-      <w:r>
-        <w:t xml:space="preserve"> 2 </w:t>
-      </w:r>
-    </w:p>
-    <w:p>
-      <w:r>
-        <w:t xml:space="preserve">Na tabela DIM_CLIENTE foi incluído SCD </w:t>
-      </w:r>
-      <w:proofErr w:type="spellStart"/>
-      <w:r>
-        <w:t>type</w:t>
-      </w:r>
-      <w:proofErr w:type="spellEnd"/>
-      <w:r>
-        <w:t xml:space="preserve"> 2 para cada atualização mante histórico de registros ainda incluindo uma coluna </w:t>
-      </w:r>
-      <w:proofErr w:type="spellStart"/>
-      <w:r>
-        <w:t>flag_atualizacao</w:t>
-      </w:r>
-      <w:proofErr w:type="spellEnd"/>
-      <w:r>
-        <w:t xml:space="preserve"> para confirmar se dado e atual ou não. Assim atualizando algum registro </w:t>
+      <w:pPr>
+        <w:rPr>
+          <w:lang w:val="en-US"/>
+        </w:rPr>
+      </w:pPr>
+      <w:r>
+        <w:rPr>
+          <w:lang w:val="en-US"/>
+        </w:rPr>
+        <w:t xml:space="preserve">17 SCD type 2 </w:t>
+      </w:r>
+    </w:p>
+    <w:p>
+      <w:r>
+        <w:t xml:space="preserve">Na tabela DIM_CLIENTE foi incluído SCD type 2 para cada atualização mante histórico de registros ainda incluindo uma coluna flag_atualizacao para confirmar se dado e atual ou não. Assim atualizando algum registro </w:t>
       </w:r>
       <w:r>
         <w:t>o antigo se mante</w:t>
@@ -183,16 +170,16 @@
         <w:t xml:space="preserve">21 </w:t>
       </w:r>
       <w:r>
-        <w:t>- porque</w:t>
-      </w:r>
-      <w:r>
-        <w:t xml:space="preserve"> </w:t>
-      </w:r>
-      <w:r>
-        <w:t>número</w:t>
-      </w:r>
-      <w:r>
-        <w:t xml:space="preserve"> transação é único.</w:t>
+        <w:t xml:space="preserve">- </w:t>
+      </w:r>
+      <w:r>
+        <w:t xml:space="preserve"> são às colunas status , dispositivo e instiuiçãocontrapartida ,porque são dimensões que estão na F_TRANSACAO , porque criando dimensões delas deixaria o processo mais lento dificultando o processo com Joins por exemplo</w:t>
+      </w:r>
+      <w:r>
+        <w:t>.</w:t>
+      </w:r>
+      <w:r>
+        <w:t>Nela não tem counas suficientes pra criar dimensão separada.</w:t>
       </w:r>
     </w:p>
     <w:p>
@@ -207,23 +194,7 @@
     </w:p>
     <w:p>
       <w:r>
-        <w:t xml:space="preserve">usaria Particionamento mensais e </w:t>
-      </w:r>
-      <w:proofErr w:type="spellStart"/>
-      <w:r>
-        <w:t>diarios</w:t>
-      </w:r>
-      <w:proofErr w:type="spellEnd"/>
-      <w:r>
-        <w:t xml:space="preserve"> porque o crescimento da tabela é </w:t>
-      </w:r>
-      <w:proofErr w:type="spellStart"/>
-      <w:r>
-        <w:t>diario</w:t>
-      </w:r>
-      <w:proofErr w:type="spellEnd"/>
-      <w:r>
-        <w:t>.</w:t>
+        <w:t>usaria Particionamento mensais e diarios porque o crescimento da tabela é diario.</w:t>
       </w:r>
     </w:p>
     <w:p>
@@ -239,13 +210,7 @@
     </w:p>
     <w:p>
       <w:r>
-        <w:t>ID_</w:t>
-      </w:r>
-      <w:r>
-        <w:t>CLIENTE, DATA</w:t>
-      </w:r>
-      <w:r>
-        <w:t>_TRANSAÇÃO, ID_CONTA.</w:t>
+        <w:t>ID_CLIENTE, DATA_TRANSAÇÃO, ID_CONTA.</w:t>
       </w:r>
     </w:p>
     <w:p/>
@@ -257,43 +222,13 @@
     <w:p/>
     <w:p>
       <w:r>
-        <w:t xml:space="preserve">e processo incremental para não consumir muito a base principalmente se houve mudanças </w:t>
-      </w:r>
-      <w:r>
-        <w:t>em dados existentes</w:t>
-      </w:r>
-      <w:r>
-        <w:t xml:space="preserve"> usando slowly changing Dimension tipo 2 </w:t>
+        <w:t xml:space="preserve">e processo incremental para não consumir muito a base principalmente se houve mudanças em dados existentes usando slowly changing Dimension tipo 2 </w:t>
       </w:r>
     </w:p>
     <w:p/>
     <w:p>
       <w:r>
-        <w:t>e distr</w:t>
-      </w:r>
-      <w:r>
-        <w:t>ibuição</w:t>
-      </w:r>
-      <w:r>
-        <w:t xml:space="preserve"> por </w:t>
-      </w:r>
-      <w:r>
-        <w:t>cluster para</w:t>
-      </w:r>
-      <w:r>
-        <w:t xml:space="preserve"> </w:t>
-      </w:r>
-      <w:r>
-        <w:t>distribuir e</w:t>
-      </w:r>
-      <w:r>
-        <w:t xml:space="preserve"> paralelismo dos dados em </w:t>
-      </w:r>
-      <w:r>
-        <w:t>clusters assim</w:t>
-      </w:r>
-      <w:r>
-        <w:t xml:space="preserve"> melhoraria o desempenho</w:t>
+        <w:t>e distribuição por cluster para distribuir e paralelismo dos dados em clusters assim melhoraria o desempenho</w:t>
       </w:r>
     </w:p>
     <w:p>
